--- a/public/Document.docx
+++ b/public/Document.docx
@@ -31,7 +31,7 @@
           <w:sz w:val="22"/>
           <w:szCs w:val="22"/>
         </w:rPr>
-        <w:t xml:space="preserve">Frontend Software Engineer — React · Next.js · TypeScript</w:t>
+        <w:t xml:space="preserve">Full-Stack Software Engineer — React · Next.js · TypeScript</w:t>
       </w:r>
     </w:p>
     <w:p>
@@ -84,7 +84,7 @@
           <w:sz w:val="20"/>
           <w:szCs w:val="20"/>
         </w:rPr>
-        <w:t xml:space="preserve">Frontend Software Engineer building responsive, pixel-perfect web applications with React, Next.js, TypeScript, and modern JavaScript. Experienced in REST API integration, state management, authentication, and payment flows, with deployed production projects and a focus on accessibility and performance (90+ Lighthouse scores). Brings seven years of management experience and a disciplined, deadline-driven work ethic to every build.</w:t>
+        <w:t xml:space="preserve">Full-Stack Software Engineer building responsive, pixel-perfect web applications with React, Next.js, TypeScript, and modern JavaScript, backed by Node.js/Express, PostgreSQL, and Docker on the backend. Experienced in REST API integration, state management, authentication, and payment flows, with deployed production projects and a focus on accessibility and performance (90+ Lighthouse scores). Brings seven years of management experience and a disciplined, deadline-driven work ethic to every build.</w:t>
       </w:r>
     </w:p>
     <w:p>

--- a/public/Document.docx
+++ b/public/Document.docx
@@ -158,7 +158,7 @@
           <w:sz w:val="20"/>
           <w:szCs w:val="20"/>
         </w:rPr>
-        <w:t xml:space="preserve">React, Next.js, Redux, Tailwind CSS, Vite, React Router, Axios</w:t>
+        <w:t xml:space="preserve">React, Next.js, Redux Toolkit, Tailwind CSS, Vite</w:t>
       </w:r>
     </w:p>
     <w:p>
@@ -174,6 +174,31 @@
           <w:sz w:val="20"/>
           <w:szCs w:val="20"/>
         </w:rPr>
+        <w:t xml:space="preserve">Backend &amp; Data: </w:t>
+      </w:r>
+      <w:r>
+        <w:rPr>
+          <w:rFonts w:ascii="Arial" w:cs="Arial" w:eastAsia="Arial" w:hAnsi="Arial"/>
+          <w:color w:val="000000"/>
+          <w:sz w:val="20"/>
+          <w:szCs w:val="20"/>
+        </w:rPr>
+        <w:t xml:space="preserve">Node.js, Express, Prisma, PostgreSQL, JWT/bcrypt auth, REST APIs</w:t>
+      </w:r>
+    </w:p>
+    <w:p>
+      <w:pPr>
+        <w:spacing w:after="60"/>
+      </w:pPr>
+      <w:r>
+        <w:rPr>
+          <w:rFonts w:ascii="Arial" w:cs="Arial" w:eastAsia="Arial" w:hAnsi="Arial"/>
+          <w:b/>
+          <w:bCs/>
+          <w:color w:val="000000"/>
+          <w:sz w:val="20"/>
+          <w:szCs w:val="20"/>
+        </w:rPr>
         <w:t xml:space="preserve">Tools &amp; Platforms: </w:t>
       </w:r>
       <w:r>
@@ -183,7 +208,7 @@
           <w:sz w:val="20"/>
           <w:szCs w:val="20"/>
         </w:rPr>
-        <w:t xml:space="preserve">Git, GitHub, Vercel, Firebase, Stripe, REST APIs, EmailJS</w:t>
+        <w:t xml:space="preserve">Git, GitHub, Docker, Vercel, Railway, Render, Firebase, Stripe</w:t>
       </w:r>
     </w:p>
     <w:p>
@@ -248,7 +273,7 @@
           <w:sz w:val="20"/>
           <w:szCs w:val="20"/>
         </w:rPr>
-        <w:t xml:space="preserve">Software Development Intern — Skinstric</w:t>
+        <w:t xml:space="preserve">Frontend Engineering Intern — Figma to React Implementation, Skinstric</w:t>
       </w:r>
       <w:r>
         <w:rPr>
@@ -375,7 +400,7 @@
           <w:sz w:val="20"/>
           <w:szCs w:val="20"/>
         </w:rPr>
-        <w:t xml:space="preserve">OfferBound</w:t>
+        <w:t xml:space="preserve">CRM AI</w:t>
       </w:r>
       <w:r>
         <w:rPr>
@@ -395,25 +420,16 @@
           <w:sz w:val="20"/>
           <w:szCs w:val="20"/>
         </w:rPr>
-        <w:t xml:space="preserve">React, Vite, Firebase Auth, Cloud Firestore.</w:t>
-      </w:r>
-      <w:r>
-        <w:rPr>
-          <w:rFonts w:ascii="Arial" w:cs="Arial" w:eastAsia="Arial" w:hAnsi="Arial"/>
-          <w:color w:val="000000"/>
-          <w:sz w:val="20"/>
-          <w:szCs w:val="20"/>
-        </w:rPr>
-        <w:t xml:space="preserve"> Original job-application tracker built end to end — Google sign-in, per-user Firestore data, stats dashboard, follow-up reminders. Live at </w:t>
-      </w:r>
-      <w:r>
-        <w:rPr>
-          <w:rFonts w:ascii="Arial" w:cs="Arial" w:eastAsia="Arial" w:hAnsi="Arial"/>
-          <w:color w:val="000000"/>
-          <w:sz w:val="20"/>
-          <w:szCs w:val="20"/>
-        </w:rPr>
-        <w:t xml:space="preserve">offerbound.vercel.app</w:t>
+        <w:t xml:space="preserve">Next.js, Node.js/Express, Prisma, PostgreSQL, Docker, Railway, OpenAI API.</w:t>
+      </w:r>
+      <w:r>
+        <w:rPr>
+          <w:rFonts w:ascii="Arial" w:cs="Arial" w:eastAsia="Arial" w:hAnsi="Arial"/>
+          <w:color w:val="000000"/>
+          <w:sz w:val="20"/>
+          <w:szCs w:val="20"/>
+        </w:rPr>
+        <w:t xml:space="preserve"> Full-stack CRM with role-based permissions and AI features (meeting summaries, follow-up drafts, Q&amp;A chatbot); containerized with Docker, deployed as three services on Railway</w:t>
       </w:r>
     </w:p>
     <w:p>
@@ -429,7 +445,7 @@
           <w:sz w:val="20"/>
           <w:szCs w:val="20"/>
         </w:rPr>
-        <w:t xml:space="preserve">Summarist</w:t>
+        <w:t xml:space="preserve">OfferBound</w:t>
       </w:r>
       <w:r>
         <w:rPr>
@@ -449,16 +465,25 @@
           <w:sz w:val="20"/>
           <w:szCs w:val="20"/>
         </w:rPr>
-        <w:t xml:space="preserve">Next.js, TypeScript, Redux, Firebase, Stripe.</w:t>
-      </w:r>
-      <w:r>
-        <w:rPr>
-          <w:rFonts w:ascii="Arial" w:cs="Arial" w:eastAsia="Arial" w:hAnsi="Arial"/>
-          <w:color w:val="000000"/>
-          <w:sz w:val="20"/>
-          <w:szCs w:val="20"/>
-        </w:rPr>
-        <w:t xml:space="preserve"> Subscription reading app with authentication, state management, and payment integration</w:t>
+        <w:t xml:space="preserve">React, Vite, Firebase Auth, Cloud Firestore.</w:t>
+      </w:r>
+      <w:r>
+        <w:rPr>
+          <w:rFonts w:ascii="Arial" w:cs="Arial" w:eastAsia="Arial" w:hAnsi="Arial"/>
+          <w:color w:val="000000"/>
+          <w:sz w:val="20"/>
+          <w:szCs w:val="20"/>
+        </w:rPr>
+        <w:t xml:space="preserve"> Job-application tracker built end to end — Google sign-in, per-user Firestore data, stats dashboard, and a Resume Scanner with ATS match scoring. Live at </w:t>
+      </w:r>
+      <w:r>
+        <w:rPr>
+          <w:rFonts w:ascii="Arial" w:cs="Arial" w:eastAsia="Arial" w:hAnsi="Arial"/>
+          <w:color w:val="000000"/>
+          <w:sz w:val="20"/>
+          <w:szCs w:val="20"/>
+        </w:rPr>
+        <w:t xml:space="preserve">offerbound.vercel.app</w:t>
       </w:r>
     </w:p>
     <w:p>
@@ -474,7 +499,7 @@
           <w:sz w:val="20"/>
           <w:szCs w:val="20"/>
         </w:rPr>
-        <w:t xml:space="preserve">Cinegalaxy</w:t>
+        <w:t xml:space="preserve">ai-chat-interface</w:t>
       </w:r>
       <w:r>
         <w:rPr>
@@ -494,16 +519,16 @@
           <w:sz w:val="20"/>
           <w:szCs w:val="20"/>
         </w:rPr>
-        <w:t xml:space="preserve">Next.js, TypeScript, Tailwind CSS.</w:t>
-      </w:r>
-      <w:r>
-        <w:rPr>
-          <w:rFonts w:ascii="Arial" w:cs="Arial" w:eastAsia="Arial" w:hAnsi="Arial"/>
-          <w:color w:val="000000"/>
-          <w:sz w:val="20"/>
-          <w:szCs w:val="20"/>
-        </w:rPr>
-        <w:t xml:space="preserve"> Movie browsing app with responsive styling and a production Vercel workflow</w:t>
+        <w:t xml:space="preserve">Next.js, TypeScript, Tailwind CSS, OpenRouter API.</w:t>
+      </w:r>
+      <w:r>
+        <w:rPr>
+          <w:rFonts w:ascii="Arial" w:cs="Arial" w:eastAsia="Arial" w:hAnsi="Arial"/>
+          <w:color w:val="000000"/>
+          <w:sz w:val="20"/>
+          <w:szCs w:val="20"/>
+        </w:rPr>
+        <w:t xml:space="preserve"> Multi-model chat interface with live token streaming, markdown rendering, and persistent conversations across DeepSeek, Llama, and Gemma</w:t>
       </w:r>
     </w:p>
     <w:p>
@@ -519,7 +544,7 @@
           <w:sz w:val="20"/>
           <w:szCs w:val="20"/>
         </w:rPr>
-        <w:t xml:space="preserve">NFT Marketplace</w:t>
+        <w:t xml:space="preserve">Mini Expense Tracker</w:t>
       </w:r>
       <w:r>
         <w:rPr>
@@ -539,61 +564,25 @@
           <w:sz w:val="20"/>
           <w:szCs w:val="20"/>
         </w:rPr>
-        <w:t xml:space="preserve">React, Firebase, Axios, React Router.</w:t>
-      </w:r>
-      <w:r>
-        <w:rPr>
-          <w:rFonts w:ascii="Arial" w:cs="Arial" w:eastAsia="Arial" w:hAnsi="Arial"/>
-          <w:color w:val="000000"/>
-          <w:sz w:val="20"/>
-          <w:szCs w:val="20"/>
-        </w:rPr>
-        <w:t xml:space="preserve"> Marketplace with routing, reusable components, and API-driven data</w:t>
-      </w:r>
-    </w:p>
-    <w:p>
-      <w:pPr>
-        <w:spacing w:after="80"/>
-      </w:pPr>
-      <w:r>
-        <w:rPr>
-          <w:rFonts w:ascii="Arial" w:cs="Arial" w:eastAsia="Arial" w:hAnsi="Arial"/>
-          <w:b/>
-          <w:bCs/>
-          <w:color w:val="000000"/>
-          <w:sz w:val="20"/>
-          <w:szCs w:val="20"/>
-        </w:rPr>
-        <w:t xml:space="preserve">AI Chat Interface</w:t>
-      </w:r>
-      <w:r>
-        <w:rPr>
-          <w:rFonts w:ascii="Arial" w:cs="Arial" w:eastAsia="Arial" w:hAnsi="Arial"/>
-          <w:color w:val="000000"/>
-          <w:sz w:val="20"/>
-          <w:szCs w:val="20"/>
-        </w:rPr>
-        <w:t xml:space="preserve"> — </w:t>
-      </w:r>
-      <w:r>
-        <w:rPr>
-          <w:rFonts w:ascii="Arial" w:cs="Arial" w:eastAsia="Arial" w:hAnsi="Arial"/>
-          <w:i/>
-          <w:iCs/>
-          <w:color w:val="000000"/>
-          <w:sz w:val="20"/>
-          <w:szCs w:val="20"/>
-        </w:rPr>
-        <w:t xml:space="preserve">Next.js, TypeScript, Tailwind CSS.</w:t>
-      </w:r>
-      <w:r>
-        <w:rPr>
-          <w:rFonts w:ascii="Arial" w:cs="Arial" w:eastAsia="Arial" w:hAnsi="Arial"/>
-          <w:color w:val="000000"/>
-          <w:sz w:val="20"/>
-          <w:szCs w:val="20"/>
-        </w:rPr>
-        <w:t xml:space="preserve"> Deployed AI chat interface clone with modern React patterns</w:t>
+        <w:t xml:space="preserve">Express, PostgreSQL, JWT, bcrypt.</w:t>
+      </w:r>
+      <w:r>
+        <w:rPr>
+          <w:rFonts w:ascii="Arial" w:cs="Arial" w:eastAsia="Arial" w:hAnsi="Arial"/>
+          <w:color w:val="000000"/>
+          <w:sz w:val="20"/>
+          <w:szCs w:val="20"/>
+        </w:rPr>
+        <w:t xml:space="preserve"> Full-stack expense tracker built to go deep on auth — bcrypt hashing, rotating JWT access/refresh tokens, and a one-time-token reset flow. Live at </w:t>
+      </w:r>
+      <w:r>
+        <w:rPr>
+          <w:rFonts w:ascii="Arial" w:cs="Arial" w:eastAsia="Arial" w:hAnsi="Arial"/>
+          <w:color w:val="000000"/>
+          <w:sz w:val="20"/>
+          <w:szCs w:val="20"/>
+        </w:rPr>
+        <w:t xml:space="preserve">babyboy198331-coder.github.io/miniexpensetracker</w:t>
       </w:r>
     </w:p>
     <w:p>
@@ -633,7 +622,7 @@
           <w:sz w:val="20"/>
           <w:szCs w:val="20"/>
         </w:rPr>
-        <w:t xml:space="preserve">Sandblaster &amp; Monument Installer — Nelson Monument</w:t>
+        <w:t xml:space="preserve">Shop Manager — Shines Kwik Lube</w:t>
       </w:r>
       <w:r>
         <w:rPr>
@@ -644,7 +633,7 @@
           <w:sz w:val="20"/>
           <w:szCs w:val="20"/>
         </w:rPr>
-        <w:t xml:space="preserve"> (2025 – 2026)</w:t>
+        <w:t xml:space="preserve"> (2018 – 2025)</w:t>
       </w:r>
     </w:p>
     <w:p>
@@ -663,99 +652,7 @@
           <w:sz w:val="20"/>
           <w:szCs w:val="20"/>
         </w:rPr>
-        <w:t xml:space="preserve">Precision engraving, installation, and quality control under strict deadlines</w:t>
-      </w:r>
-    </w:p>
-    <w:p>
-      <w:pPr>
-        <w:spacing w:after="40" w:before="140"/>
-      </w:pPr>
-      <w:r>
-        <w:rPr>
-          <w:rFonts w:ascii="Arial" w:cs="Arial" w:eastAsia="Arial" w:hAnsi="Arial"/>
-          <w:b/>
-          <w:bCs/>
-          <w:color w:val="000000"/>
-          <w:sz w:val="20"/>
-          <w:szCs w:val="20"/>
-        </w:rPr>
-        <w:t xml:space="preserve">Shop Manager — Shines Kwik Lube</w:t>
-      </w:r>
-      <w:r>
-        <w:rPr>
-          <w:rFonts w:ascii="Arial" w:cs="Arial" w:eastAsia="Arial" w:hAnsi="Arial"/>
-          <w:b w:val="false"/>
-          <w:bCs w:val="false"/>
-          <w:color w:val="444444"/>
-          <w:sz w:val="20"/>
-          <w:szCs w:val="20"/>
-        </w:rPr>
-        <w:t xml:space="preserve"> (2018 – 2025)</w:t>
-      </w:r>
-    </w:p>
-    <w:p>
-      <w:pPr>
-        <w:pStyle w:val="ListParagraph"/>
-        <w:numPr>
-          <w:ilvl w:val="0"/>
-          <w:numId w:val="2"/>
-        </w:numPr>
-        <w:spacing w:after="40"/>
-      </w:pPr>
-      <w:r>
-        <w:rPr>
-          <w:rFonts w:ascii="Arial" w:cs="Arial" w:eastAsia="Arial" w:hAnsi="Arial"/>
-          <w:color w:val="000000"/>
-          <w:sz w:val="20"/>
-          <w:szCs w:val="20"/>
-        </w:rPr>
         <w:t xml:space="preserve">Managed daily operations, inventory, and customer service; trained and supervised staff</w:t>
-      </w:r>
-    </w:p>
-    <w:p>
-      <w:pPr>
-        <w:spacing w:after="40" w:before="140"/>
-      </w:pPr>
-      <w:r>
-        <w:rPr>
-          <w:rFonts w:ascii="Arial" w:cs="Arial" w:eastAsia="Arial" w:hAnsi="Arial"/>
-          <w:b/>
-          <w:bCs/>
-          <w:color w:val="000000"/>
-          <w:sz w:val="20"/>
-          <w:szCs w:val="20"/>
-        </w:rPr>
-        <w:t xml:space="preserve">Maintenance Technician — OSU Housing</w:t>
-      </w:r>
-      <w:r>
-        <w:rPr>
-          <w:rFonts w:ascii="Arial" w:cs="Arial" w:eastAsia="Arial" w:hAnsi="Arial"/>
-          <w:b w:val="false"/>
-          <w:bCs w:val="false"/>
-          <w:color w:val="444444"/>
-          <w:sz w:val="20"/>
-          <w:szCs w:val="20"/>
-        </w:rPr>
-        <w:t xml:space="preserve"> (Contract)</w:t>
-      </w:r>
-    </w:p>
-    <w:p>
-      <w:pPr>
-        <w:pStyle w:val="ListParagraph"/>
-        <w:numPr>
-          <w:ilvl w:val="0"/>
-          <w:numId w:val="2"/>
-        </w:numPr>
-        <w:spacing w:after="40"/>
-      </w:pPr>
-      <w:r>
-        <w:rPr>
-          <w:rFonts w:ascii="Arial" w:cs="Arial" w:eastAsia="Arial" w:hAnsi="Arial"/>
-          <w:color w:val="000000"/>
-          <w:sz w:val="20"/>
-          <w:szCs w:val="20"/>
-        </w:rPr>
-        <w:t xml:space="preserve">Structural, plumbing, electrical, and cosmetic repairs in residential facilities</w:t>
       </w:r>
     </w:p>
     <w:p>
